--- a/public/MCR_DSA_Charity_Master_Template.docx
+++ b/public/MCR_DSA_Charity_Master_Template.docx
@@ -1373,7 +1373,7 @@
           <w:szCs w:val="22"/>
           <w:rtl w:val="0"/>
         </w:rPr>
-        <w:t xml:space="preserve"> means the explicit, informed consent given by a Child or Young Person (and, where the Child or Young Person is under 16 and not assessed as capable of giving consent on their own behalf under section 2(4) or 2(4A) of the Age of Legal Capacity (Scotland) Act 1991, by their parent, carer or legal guardian) to participate in the MCR Mentoring Programme and to the sharing of Personal Data between the Parties for the Purpose;</w:t>
+        <w:t xml:space="preserve"> means the explicit, informed consent given by a Child or Young Person (and, where the Child or Young Person is under 16 and {#isScotland}not assessed as capable of giving consent on their own behalf under section 2(4) or 2(4A) of the Age of Legal Capacity (Scotland) Act 1991{/isScotland}{#isEngland}not assessed by {counterparty.shortName} as having capacity to consent on their own behalf under the common law test of Gillick competence{/isEngland}, by their parent, carer or legal guardian) to participate in the MCR Mentoring Programme and to the sharing of Personal Data between the Parties for the Purpose;</w:t>
       </w:r>
       <w:r>
         <w:rPr>
@@ -2874,7 +2874,7 @@
           <w:vertAlign w:val="baseline"/>
           <w:rtl w:val="0"/>
         </w:rPr>
-        <w:t xml:space="preserve">Where the Child or Young Person is under the age of 16, {counterparty.shortName} shall capture Programme Consent from the parent, carer or legal guardian, save where the Child or Young Person is assessed by {counterparty.shortName} as having capacity to consent on their own behalf under section 2(4) or 2(4A) of the Age of Legal Capacity (Scotland) Act 1991.</w:t>
+        <w:t xml:space="preserve">Where the Child or Young Person is under the age of 16, {counterparty.shortName} shall capture Programme Consent from the parent, carer or legal guardian, save where the Child or Young Person is assessed by {counterparty.shortName} as having capacity to consent on their own behalf under {#isScotland}section 2(4) or 2(4A) of the Age of Legal Capacity (Scotland) Act 1991{/isScotland}{#isEngland}the common law test of Gillick competence{/isEngland}.</w:t>
       </w:r>
     </w:p>
     <w:p>
@@ -5125,7 +5125,7 @@
           <w:vertAlign w:val="baseline"/>
           <w:rtl w:val="0"/>
         </w:rPr>
-        <w:t xml:space="preserve">In the event that the Parties are unable to resolve the dispute amicably within a period of twenty (20) Business Days from the date on which the dispute or difference was escalated in terms of Clause 8.2, the matter may be referred to a mutually agreed mediator. If the identity of the mediator cannot be agreed, a mediator shall be chosen by the Dean of the Royal Faculty of Procurators in Glasgow.</w:t>
+        <w:t xml:space="preserve">In the event that the Parties are unable to resolve the dispute amicably within a period of twenty (20) Business Days from the date on which the dispute or difference was escalated in terms of Clause 8.2, the matter may be referred to a mutually agreed mediator. If the identity of the mediator cannot be agreed, a mediator shall be {mediatorFallbackCharity}.</w:t>
       </w:r>
     </w:p>
     <w:p>
@@ -5991,7 +5991,7 @@
           <w:szCs w:val="22"/>
           <w:rtl w:val="0"/>
         </w:rPr>
-        <w:t xml:space="preserve">This Agreement and any dispute or claim arising out of or in connection with it or its subject matter or formation (including non-contractual disputes or claims) (a "Dispute") shall, in all respects, be governed by and construed in accordance with the law of Scotland. Subject to Clause 8 (Dispute Resolution), the Parties agree that the Scottish Courts shall have exclusive jurisdiction in relation to any Dispute.</w:t>
+        <w:t xml:space="preserve">This Agreement and any dispute or claim arising out of or in connection with it or its subject matter or formation (including non-contractual disputes or claims) (a "Dispute") shall, in all respects, be governed by and construed in accordance with the law of {governingLawCountry}. Subject to Clause 8 (Dispute Resolution), the Parties agree that the {governingLawCourts} shall have exclusive jurisdiction in relation to any Dispute.</w:t>
       </w:r>
       <w:r>
         <w:rPr>

--- a/public/MCR_DSA_Charity_Master_Template.docx
+++ b/public/MCR_DSA_Charity_Master_Template.docx
@@ -1373,7 +1373,7 @@
           <w:szCs w:val="22"/>
           <w:rtl w:val="0"/>
         </w:rPr>
-        <w:t xml:space="preserve"> means the explicit, informed consent given by a Child or Young Person (and, where the Child or Young Person is under 16 and {#isScotland}not assessed as capable of giving consent on their own behalf under section 2(4) or 2(4A) of the Age of Legal Capacity (Scotland) Act 1991{/isScotland}{#isEngland}not assessed by {counterparty.shortName} as having capacity to consent on their own behalf under the common law test of Gillick competence{/isEngland}, by their parent, carer or legal guardian) to participate in the MCR Mentoring Programme and to the sharing of Personal Data between the Parties for the Purpose;</w:t>
+        <w:t xml:space="preserve"> means the explicit, informed consent given by a Child or Young Person (and, where the Child or Young Person is under 16 and {#isScotsLaw}not assessed as capable of giving consent on their own behalf under section 2(4) or 2(4A) of the Age of Legal Capacity (Scotland) Act 1991{/isScotsLaw}{#isEnglishLaw}not assessed by {counterparty.shortName} as having capacity to consent on their own behalf under the common law test of Gillick competence{/isEnglishLaw}, by their parent, carer or legal guardian) to participate in the MCR Mentoring Programme and to the sharing of Personal Data between the Parties for the Purpose;</w:t>
       </w:r>
       <w:r>
         <w:rPr>
@@ -2874,7 +2874,7 @@
           <w:vertAlign w:val="baseline"/>
           <w:rtl w:val="0"/>
         </w:rPr>
-        <w:t xml:space="preserve">Where the Child or Young Person is under the age of 16, {counterparty.shortName} shall capture Programme Consent from the parent, carer or legal guardian, save where the Child or Young Person is assessed by {counterparty.shortName} as having capacity to consent on their own behalf under {#isScotland}section 2(4) or 2(4A) of the Age of Legal Capacity (Scotland) Act 1991{/isScotland}{#isEngland}the common law test of Gillick competence{/isEngland}.</w:t>
+        <w:t xml:space="preserve">Where the Child or Young Person is under the age of 16, {counterparty.shortName} shall capture Programme Consent from the parent, carer or legal guardian, save where the Child or Young Person is assessed by {counterparty.shortName} as having capacity to consent on their own behalf under {#isScotsLaw}section 2(4) or 2(4A) of the Age of Legal Capacity (Scotland) Act 1991{/isScotsLaw}{#isEnglishLaw}the common law test of Gillick competence{/isEnglishLaw}.</w:t>
       </w:r>
     </w:p>
     <w:p>
